--- a/TS-Kramam/TS-6.1/TS 6.1 Malayalam Krama Paatam Corrections.docx
+++ b/TS-Kramam/TS-6.1/TS 6.1 Malayalam Krama Paatam Corrections.docx
@@ -81,7 +81,18 @@
           <w:szCs w:val="32"/>
           <w:u w:val="single"/>
         </w:rPr>
-        <w:t xml:space="preserve">Observed till </w:t>
+        <w:t xml:space="preserve">Observed </w:t>
+      </w:r>
+      <w:proofErr w:type="gramStart"/>
+      <w:r>
+        <w:rPr>
+          <w:b/>
+          <w:bCs/>
+          <w:sz w:val="32"/>
+          <w:szCs w:val="32"/>
+          <w:u w:val="single"/>
+        </w:rPr>
+        <w:t xml:space="preserve">till </w:t>
       </w:r>
       <w:r>
         <w:rPr>
@@ -94,6 +105,7 @@
         </w:rPr>
         <w:t>???</w:t>
       </w:r>
+      <w:proofErr w:type="gramEnd"/>
     </w:p>
     <w:p>
       <w:pPr>
@@ -1439,6 +1451,358 @@
           </w:p>
         </w:tc>
       </w:tr>
+      <w:tr>
+        <w:trPr>
+          <w:trHeight w:val="964"/>
+        </w:trPr>
+        <w:tc>
+          <w:tcPr>
+            <w:tcW w:w="3877" w:type="dxa"/>
+          </w:tcPr>
+          <w:p>
+            <w:pPr>
+              <w:widowControl w:val="0"/>
+              <w:tabs>
+                <w:tab w:val="left" w:pos="993"/>
+              </w:tabs>
+              <w:autoSpaceDE w:val="0"/>
+              <w:autoSpaceDN w:val="0"/>
+              <w:adjustRightInd w:val="0"/>
+              <w:spacing w:before="0" w:line="252" w:lineRule="auto"/>
+              <w:ind w:right="297"/>
+              <w:rPr>
+                <w:rFonts w:cs="Arial"/>
+                <w:b/>
+                <w:color w:val="000000"/>
+                <w:sz w:val="28"/>
+                <w:szCs w:val="32"/>
+              </w:rPr>
+            </w:pPr>
+            <w:r>
+              <w:rPr>
+                <w:rFonts w:cs="Arial"/>
+                <w:b/>
+                <w:color w:val="000000"/>
+                <w:sz w:val="28"/>
+                <w:szCs w:val="32"/>
+              </w:rPr>
+              <w:t>T.S.</w:t>
+            </w:r>
+            <w:r>
+              <w:rPr>
+                <w:rFonts w:cs="Arial"/>
+                <w:b/>
+                <w:color w:val="000000"/>
+                <w:sz w:val="28"/>
+                <w:szCs w:val="32"/>
+              </w:rPr>
+              <w:t>6.1.</w:t>
+            </w:r>
+            <w:r>
+              <w:rPr>
+                <w:rFonts w:cs="Arial"/>
+                <w:b/>
+                <w:color w:val="000000"/>
+                <w:sz w:val="28"/>
+                <w:szCs w:val="32"/>
+              </w:rPr>
+              <w:t>5.1</w:t>
+            </w:r>
+            <w:r>
+              <w:rPr>
+                <w:rFonts w:cs="Arial"/>
+                <w:b/>
+                <w:color w:val="000000"/>
+                <w:sz w:val="28"/>
+                <w:szCs w:val="32"/>
+              </w:rPr>
+              <w:t xml:space="preserve"> – Kramam</w:t>
+            </w:r>
+          </w:p>
+          <w:p>
+            <w:pPr>
+              <w:widowControl w:val="0"/>
+              <w:tabs>
+                <w:tab w:val="left" w:pos="993"/>
+              </w:tabs>
+              <w:autoSpaceDE w:val="0"/>
+              <w:autoSpaceDN w:val="0"/>
+              <w:adjustRightInd w:val="0"/>
+              <w:spacing w:before="0" w:line="252" w:lineRule="auto"/>
+              <w:ind w:right="297"/>
+              <w:rPr>
+                <w:rFonts w:cs="Arial"/>
+                <w:b/>
+                <w:color w:val="000000"/>
+                <w:sz w:val="32"/>
+                <w:szCs w:val="36"/>
+                <w:lang w:val="it-IT"/>
+              </w:rPr>
+            </w:pPr>
+            <w:r>
+              <w:rPr>
+                <w:rFonts w:cs="Arial"/>
+                <w:b/>
+                <w:color w:val="000000"/>
+                <w:sz w:val="28"/>
+                <w:szCs w:val="32"/>
+                <w:lang w:val="it-IT"/>
+              </w:rPr>
+              <w:t xml:space="preserve">Krama Vaakyam No.– </w:t>
+            </w:r>
+            <w:r>
+              <w:rPr>
+                <w:rFonts w:cs="Arial"/>
+                <w:b/>
+                <w:color w:val="000000"/>
+                <w:sz w:val="28"/>
+                <w:szCs w:val="32"/>
+                <w:lang w:val="it-IT"/>
+              </w:rPr>
+              <w:t>11</w:t>
+            </w:r>
+          </w:p>
+          <w:p>
+            <w:pPr>
+              <w:widowControl w:val="0"/>
+              <w:tabs>
+                <w:tab w:val="left" w:pos="993"/>
+              </w:tabs>
+              <w:autoSpaceDE w:val="0"/>
+              <w:autoSpaceDN w:val="0"/>
+              <w:adjustRightInd w:val="0"/>
+              <w:spacing w:before="0" w:line="252" w:lineRule="auto"/>
+              <w:ind w:right="297"/>
+              <w:rPr>
+                <w:rFonts w:cs="Arial"/>
+                <w:b/>
+                <w:color w:val="000000"/>
+                <w:sz w:val="28"/>
+                <w:szCs w:val="32"/>
+                <w:lang w:val="it-IT"/>
+              </w:rPr>
+            </w:pPr>
+            <w:r>
+              <w:rPr>
+                <w:rFonts w:cs="Arial"/>
+                <w:b/>
+                <w:color w:val="000000"/>
+                <w:sz w:val="28"/>
+                <w:szCs w:val="32"/>
+                <w:lang w:val="it-IT"/>
+              </w:rPr>
+              <w:t>Panchaati No</w:t>
+            </w:r>
+            <w:r>
+              <w:rPr>
+                <w:rFonts w:cs="Arial"/>
+                <w:b/>
+                <w:color w:val="000000"/>
+                <w:szCs w:val="32"/>
+                <w:lang w:val="it-IT"/>
+              </w:rPr>
+              <w:t xml:space="preserve">. - </w:t>
+            </w:r>
+            <w:r>
+              <w:rPr>
+                <w:rFonts w:cs="Arial"/>
+                <w:b/>
+                <w:color w:val="000000"/>
+                <w:sz w:val="28"/>
+                <w:szCs w:val="32"/>
+                <w:lang w:val="it-IT"/>
+              </w:rPr>
+              <w:t>14</w:t>
+            </w:r>
+          </w:p>
+        </w:tc>
+        <w:tc>
+          <w:tcPr>
+            <w:tcW w:w="4738" w:type="dxa"/>
+          </w:tcPr>
+          <w:p>
+            <w:pPr>
+              <w:widowControl w:val="0"/>
+              <w:autoSpaceDE w:val="0"/>
+              <w:autoSpaceDN w:val="0"/>
+              <w:adjustRightInd w:val="0"/>
+              <w:spacing w:before="0" w:line="240" w:lineRule="auto"/>
+              <w:rPr>
+                <w:rFonts w:ascii="BRH Malayalam Extra" w:hAnsi="BRH Malayalam Extra" w:cs="BRH Malayalam Extra"/>
+                <w:color w:val="000000"/>
+                <w:sz w:val="40"/>
+                <w:szCs w:val="40"/>
+              </w:rPr>
+            </w:pPr>
+            <w:r>
+              <w:rPr>
+                <w:rFonts w:ascii="BRH Malayalam Extra" w:hAnsi="BRH Malayalam Extra" w:cs="BRH Malayalam Extra"/>
+                <w:color w:val="000000"/>
+                <w:sz w:val="40"/>
+                <w:szCs w:val="40"/>
+              </w:rPr>
+              <w:t>¥Z</w:t>
+            </w:r>
+            <w:proofErr w:type="gramStart"/>
+            <w:r>
+              <w:rPr>
+                <w:rFonts w:ascii="BRH Malayalam Extra" w:hAnsi="BRH Malayalam Extra" w:cs="BRH Malayalam Extra"/>
+                <w:color w:val="000000"/>
+                <w:sz w:val="40"/>
+                <w:szCs w:val="40"/>
+              </w:rPr>
+              <w:t>˜</w:t>
+            </w:r>
+            <w:r>
+              <w:rPr>
+                <w:rFonts w:ascii="BRH Malayalam Extra" w:hAnsi="BRH Malayalam Extra" w:cs="BRH Malayalam Extra"/>
+                <w:color w:val="000000"/>
+                <w:sz w:val="40"/>
+                <w:szCs w:val="40"/>
+                <w:highlight w:val="yellow"/>
+              </w:rPr>
+              <w:t>(</w:t>
+            </w:r>
+            <w:proofErr w:type="gramEnd"/>
+            <w:r>
+              <w:rPr>
+                <w:rFonts w:cs="BRH Malayalam Extra"/>
+                <w:b/>
+                <w:color w:val="000000"/>
+                <w:sz w:val="32"/>
+                <w:szCs w:val="40"/>
+                <w:highlight w:val="yellow"/>
+              </w:rPr>
+              <w:t>1</w:t>
+            </w:r>
+            <w:proofErr w:type="gramStart"/>
+            <w:r>
+              <w:rPr>
+                <w:rFonts w:ascii="BRH Malayalam Extra" w:hAnsi="BRH Malayalam Extra" w:cs="BRH Malayalam Extra"/>
+                <w:color w:val="000000"/>
+                <w:sz w:val="32"/>
+                <w:szCs w:val="40"/>
+                <w:highlight w:val="yellow"/>
+              </w:rPr>
+              <w:t>–</w:t>
+            </w:r>
+            <w:r>
+              <w:rPr>
+                <w:rFonts w:ascii="BRH Malayalam Extra" w:hAnsi="BRH Malayalam Extra" w:cs="BRH Malayalam Extra"/>
+                <w:color w:val="000000"/>
+                <w:sz w:val="40"/>
+                <w:szCs w:val="40"/>
+                <w:highlight w:val="yellow"/>
+              </w:rPr>
+              <w:t>)„</w:t>
+            </w:r>
+            <w:proofErr w:type="gramEnd"/>
+            <w:r>
+              <w:rPr>
+                <w:rFonts w:ascii="BRH Malayalam Extra" w:hAnsi="BRH Malayalam Extra" w:cs="BRH Malayalam Extra"/>
+                <w:color w:val="000000"/>
+                <w:sz w:val="40"/>
+                <w:szCs w:val="40"/>
+                <w:highlight w:val="yellow"/>
+              </w:rPr>
+              <w:t>dõ</w:t>
+            </w:r>
+            <w:r>
+              <w:rPr>
+                <w:rFonts w:ascii="BRH Malayalam Extra" w:hAnsi="BRH Malayalam Extra" w:cs="BRH Malayalam Extra"/>
+                <w:color w:val="000000"/>
+                <w:sz w:val="40"/>
+                <w:szCs w:val="40"/>
+              </w:rPr>
+              <w:t>—J | A</w:t>
+            </w:r>
+            <w:r>
+              <w:rPr>
+                <w:rFonts w:ascii="BRH Malayalam Extra" w:hAnsi="BRH Malayalam Extra" w:cs="BRH Malayalam Extra"/>
+                <w:color w:val="000000"/>
+                <w:sz w:val="32"/>
+                <w:szCs w:val="40"/>
+              </w:rPr>
+              <w:t>–</w:t>
+            </w:r>
+            <w:r>
+              <w:rPr>
+                <w:rFonts w:ascii="BRH Malayalam Extra" w:hAnsi="BRH Malayalam Extra" w:cs="BRH Malayalam Extra"/>
+                <w:color w:val="000000"/>
+                <w:sz w:val="40"/>
+                <w:szCs w:val="40"/>
+              </w:rPr>
+              <w:t>¥dõx˜„dõI |</w:t>
+            </w:r>
+          </w:p>
+        </w:tc>
+        <w:tc>
+          <w:tcPr>
+            <w:tcW w:w="5220" w:type="dxa"/>
+          </w:tcPr>
+          <w:p>
+            <w:pPr>
+              <w:widowControl w:val="0"/>
+              <w:autoSpaceDE w:val="0"/>
+              <w:autoSpaceDN w:val="0"/>
+              <w:adjustRightInd w:val="0"/>
+              <w:spacing w:before="0" w:line="240" w:lineRule="auto"/>
+              <w:rPr>
+                <w:rFonts w:ascii="BRH Malayalam Extra" w:hAnsi="BRH Malayalam Extra" w:cs="BRH Malayalam Extra"/>
+                <w:color w:val="000000"/>
+                <w:sz w:val="40"/>
+                <w:szCs w:val="40"/>
+              </w:rPr>
+            </w:pPr>
+            <w:r>
+              <w:rPr>
+                <w:rFonts w:ascii="BRH Malayalam Extra" w:hAnsi="BRH Malayalam Extra" w:cs="BRH Malayalam Extra"/>
+                <w:color w:val="000000"/>
+                <w:sz w:val="40"/>
+                <w:szCs w:val="40"/>
+              </w:rPr>
+              <w:t>¥</w:t>
+            </w:r>
+            <w:r>
+              <w:rPr>
+                <w:rFonts w:ascii="BRH Malayalam Extra" w:hAnsi="BRH Malayalam Extra" w:cs="BRH Malayalam Extra"/>
+                <w:color w:val="000000"/>
+                <w:sz w:val="40"/>
+                <w:szCs w:val="40"/>
+                <w:highlight w:val="green"/>
+              </w:rPr>
+              <w:t>Z</w:t>
+            </w:r>
+            <w:r>
+              <w:rPr>
+                <w:rFonts w:ascii="BRH Malayalam Extra" w:hAnsi="BRH Malayalam Extra" w:cs="BRH Malayalam Extra"/>
+                <w:color w:val="000000"/>
+                <w:sz w:val="40"/>
+                <w:szCs w:val="40"/>
+              </w:rPr>
+              <w:t>˜„dõJ | A</w:t>
+            </w:r>
+            <w:r>
+              <w:rPr>
+                <w:rFonts w:ascii="BRH Malayalam Extra" w:hAnsi="BRH Malayalam Extra" w:cs="BRH Malayalam Extra"/>
+                <w:color w:val="000000"/>
+                <w:sz w:val="32"/>
+                <w:szCs w:val="40"/>
+              </w:rPr>
+              <w:t>–</w:t>
+            </w:r>
+            <w:r>
+              <w:rPr>
+                <w:rFonts w:ascii="BRH Malayalam Extra" w:hAnsi="BRH Malayalam Extra" w:cs="BRH Malayalam Extra"/>
+                <w:color w:val="000000"/>
+                <w:sz w:val="40"/>
+                <w:szCs w:val="40"/>
+              </w:rPr>
+              <w:t>¥dõx˜„dõI |</w:t>
+            </w:r>
+          </w:p>
+        </w:tc>
+      </w:tr>
     </w:tbl>
     <w:p>
       <w:pPr>
@@ -1449,7 +1813,6 @@
           <w:sz w:val="32"/>
           <w:szCs w:val="32"/>
           <w:u w:val="single"/>
-          <w:lang w:val="it-IT"/>
         </w:rPr>
       </w:pPr>
     </w:p>
@@ -1462,7 +1825,6 @@
           <w:sz w:val="32"/>
           <w:szCs w:val="32"/>
           <w:u w:val="single"/>
-          <w:lang w:val="it-IT"/>
         </w:rPr>
       </w:pPr>
     </w:p>
@@ -1658,6 +2020,7 @@
                 <w:sz w:val="32"/>
                 <w:szCs w:val="32"/>
               </w:rPr>
+              <w:lastRenderedPageBreak/>
               <w:t>Reference</w:t>
             </w:r>
           </w:p>
@@ -1684,6 +2047,7 @@
                 <w:sz w:val="32"/>
                 <w:szCs w:val="32"/>
               </w:rPr>
+              <w:lastRenderedPageBreak/>
               <w:t>As Printed</w:t>
             </w:r>
           </w:p>
@@ -1729,7 +2093,6 @@
               <w:bottom w:val="single" w:sz="4" w:space="0" w:color="auto"/>
               <w:right w:val="single" w:sz="4" w:space="0" w:color="000000"/>
             </w:tcBorders>
-            <w:shd w:val="clear" w:color="auto" w:fill="auto"/>
           </w:tcPr>
           <w:p>
             <w:pPr>
@@ -1750,7 +2113,6 @@
                 <w:sz w:val="32"/>
                 <w:szCs w:val="32"/>
               </w:rPr>
-              <w:lastRenderedPageBreak/>
               <w:t>None</w:t>
             </w:r>
           </w:p>
@@ -1764,7 +2126,6 @@
               <w:bottom w:val="single" w:sz="4" w:space="0" w:color="auto"/>
               <w:right w:val="single" w:sz="4" w:space="0" w:color="000000"/>
             </w:tcBorders>
-            <w:shd w:val="clear" w:color="auto" w:fill="auto"/>
           </w:tcPr>
           <w:p>
             <w:pPr>
@@ -1803,7 +2164,6 @@
               <w:bottom w:val="single" w:sz="4" w:space="0" w:color="auto"/>
               <w:right w:val="single" w:sz="4" w:space="0" w:color="000000"/>
             </w:tcBorders>
-            <w:shd w:val="clear" w:color="auto" w:fill="auto"/>
           </w:tcPr>
           <w:p>
             <w:pPr>
@@ -6618,7 +6978,16 @@
           <w:bCs/>
           <w:sz w:val="32"/>
         </w:rPr>
-        <w:t>replaced with</w:t>
+        <w:t xml:space="preserve">replaced </w:t>
+      </w:r>
+      <w:proofErr w:type="gramStart"/>
+      <w:r>
+        <w:rPr>
+          <w:b/>
+          <w:bCs/>
+          <w:sz w:val="32"/>
+        </w:rPr>
+        <w:t>with</w:t>
       </w:r>
       <w:r>
         <w:rPr>
@@ -6640,6 +7009,7 @@
         </w:rPr>
         <w:t>"</w:t>
       </w:r>
+      <w:proofErr w:type="gramEnd"/>
       <w:r>
         <w:rPr>
           <w:rFonts w:ascii="BRH Malayalam" w:hAnsi="BRH Malayalam" w:cs="BRH Malayalam"/>
@@ -6651,6 +7021,7 @@
         </w:rPr>
         <w:t>q§T</w:t>
       </w:r>
+      <w:proofErr w:type="gramStart"/>
       <w:r>
         <w:rPr>
           <w:rFonts w:ascii="BRH Malayalam" w:hAnsi="BRH Malayalam" w:cs="BRH Malayalam"/>
@@ -6667,7 +7038,16 @@
           <w:bCs/>
           <w:sz w:val="32"/>
         </w:rPr>
-        <w:t>wherever applicable</w:t>
+        <w:t>wherever</w:t>
+      </w:r>
+      <w:proofErr w:type="gramEnd"/>
+      <w:r>
+        <w:rPr>
+          <w:b/>
+          <w:bCs/>
+          <w:sz w:val="32"/>
+        </w:rPr>
+        <w:t xml:space="preserve"> applicable</w:t>
       </w:r>
     </w:p>
     <w:p>

--- a/TS-Kramam/TS-6.1/TS 6.1 Malayalam Krama Paatam Corrections.docx
+++ b/TS-Kramam/TS-6.1/TS 6.1 Malayalam Krama Paatam Corrections.docx
@@ -125,7 +125,7 @@
     </w:p>
     <w:tbl>
       <w:tblPr>
-        <w:tblW w:w="13835" w:type="dxa"/>
+        <w:tblW w:w="13989" w:type="dxa"/>
         <w:tblInd w:w="-792" w:type="dxa"/>
         <w:tblBorders>
           <w:top w:val="single" w:sz="4" w:space="0" w:color="000000"/>
@@ -138,14 +138,16 @@
         <w:tblLook w:val="04A0" w:firstRow="1" w:lastRow="0" w:firstColumn="1" w:lastColumn="0" w:noHBand="0" w:noVBand="1"/>
       </w:tblPr>
       <w:tblGrid>
-        <w:gridCol w:w="3877"/>
-        <w:gridCol w:w="4738"/>
-        <w:gridCol w:w="5220"/>
+        <w:gridCol w:w="4189"/>
+        <w:gridCol w:w="4567"/>
+        <w:gridCol w:w="13"/>
+        <w:gridCol w:w="5207"/>
+        <w:gridCol w:w="13"/>
       </w:tblGrid>
       <w:tr>
         <w:tc>
           <w:tcPr>
-            <w:tcW w:w="3877" w:type="dxa"/>
+            <w:tcW w:w="4189" w:type="dxa"/>
           </w:tcPr>
           <w:p>
             <w:pPr>
@@ -188,7 +190,8 @@
         </w:tc>
         <w:tc>
           <w:tcPr>
-            <w:tcW w:w="4738" w:type="dxa"/>
+            <w:tcW w:w="4580" w:type="dxa"/>
+            <w:gridSpan w:val="2"/>
           </w:tcPr>
           <w:p>
             <w:pPr>
@@ -213,6 +216,7 @@
         <w:tc>
           <w:tcPr>
             <w:tcW w:w="5220" w:type="dxa"/>
+            <w:gridSpan w:val="2"/>
           </w:tcPr>
           <w:p>
             <w:pPr>
@@ -242,7 +246,7 @@
         </w:trPr>
         <w:tc>
           <w:tcPr>
-            <w:tcW w:w="3877" w:type="dxa"/>
+            <w:tcW w:w="4189" w:type="dxa"/>
           </w:tcPr>
           <w:p>
             <w:pPr>
@@ -397,7 +401,8 @@
         </w:tc>
         <w:tc>
           <w:tcPr>
-            <w:tcW w:w="4738" w:type="dxa"/>
+            <w:tcW w:w="4580" w:type="dxa"/>
+            <w:gridSpan w:val="2"/>
           </w:tcPr>
           <w:p>
             <w:pPr>
@@ -497,6 +502,7 @@
         <w:tc>
           <w:tcPr>
             <w:tcW w:w="5220" w:type="dxa"/>
+            <w:gridSpan w:val="2"/>
           </w:tcPr>
           <w:p>
             <w:pPr>
@@ -615,7 +621,7 @@
         </w:trPr>
         <w:tc>
           <w:tcPr>
-            <w:tcW w:w="3877" w:type="dxa"/>
+            <w:tcW w:w="4189" w:type="dxa"/>
           </w:tcPr>
           <w:p>
             <w:pPr>
@@ -754,7 +760,8 @@
         </w:tc>
         <w:tc>
           <w:tcPr>
-            <w:tcW w:w="4738" w:type="dxa"/>
+            <w:tcW w:w="4580" w:type="dxa"/>
+            <w:gridSpan w:val="2"/>
           </w:tcPr>
           <w:p>
             <w:pPr>
@@ -1102,6 +1109,7 @@
         <w:tc>
           <w:tcPr>
             <w:tcW w:w="5220" w:type="dxa"/>
+            <w:gridSpan w:val="2"/>
           </w:tcPr>
           <w:p>
             <w:pPr>
@@ -1457,7 +1465,7 @@
         </w:trPr>
         <w:tc>
           <w:tcPr>
-            <w:tcW w:w="3877" w:type="dxa"/>
+            <w:tcW w:w="4189" w:type="dxa"/>
           </w:tcPr>
           <w:p>
             <w:pPr>
@@ -1496,17 +1504,7 @@
                 <w:sz w:val="28"/>
                 <w:szCs w:val="32"/>
               </w:rPr>
-              <w:t>6.1.</w:t>
-            </w:r>
-            <w:r>
-              <w:rPr>
-                <w:rFonts w:cs="Arial"/>
-                <w:b/>
-                <w:color w:val="000000"/>
-                <w:sz w:val="28"/>
-                <w:szCs w:val="32"/>
-              </w:rPr>
-              <w:t>5.1</w:t>
+              <w:t>6.1.5.1</w:t>
             </w:r>
             <w:r>
               <w:rPr>
@@ -1536,30 +1534,19 @@
                 <w:color w:val="000000"/>
                 <w:sz w:val="32"/>
                 <w:szCs w:val="36"/>
-                <w:lang w:val="it-IT"/>
-              </w:rPr>
-            </w:pPr>
-            <w:r>
-              <w:rPr>
-                <w:rFonts w:cs="Arial"/>
-                <w:b/>
-                <w:color w:val="000000"/>
-                <w:sz w:val="28"/>
-                <w:szCs w:val="32"/>
-                <w:lang w:val="it-IT"/>
-              </w:rPr>
-              <w:t xml:space="preserve">Krama Vaakyam No.– </w:t>
-            </w:r>
-            <w:r>
-              <w:rPr>
-                <w:rFonts w:cs="Arial"/>
-                <w:b/>
-                <w:color w:val="000000"/>
-                <w:sz w:val="28"/>
-                <w:szCs w:val="32"/>
-                <w:lang w:val="it-IT"/>
-              </w:rPr>
-              <w:t>11</w:t>
+                <w:lang w:val="en-IN"/>
+              </w:rPr>
+            </w:pPr>
+            <w:r>
+              <w:rPr>
+                <w:rFonts w:cs="Arial"/>
+                <w:b/>
+                <w:color w:val="000000"/>
+                <w:sz w:val="28"/>
+                <w:szCs w:val="32"/>
+                <w:lang w:val="en-IN"/>
+              </w:rPr>
+              <w:t>Krama Vaakyam No.– 11</w:t>
             </w:r>
           </w:p>
           <w:p>
@@ -1618,7 +1605,8 @@
         </w:tc>
         <w:tc>
           <w:tcPr>
-            <w:tcW w:w="4738" w:type="dxa"/>
+            <w:tcW w:w="4580" w:type="dxa"/>
+            <w:gridSpan w:val="2"/>
           </w:tcPr>
           <w:p>
             <w:pPr>
@@ -1632,26 +1620,18 @@
                 <w:color w:val="000000"/>
                 <w:sz w:val="40"/>
                 <w:szCs w:val="40"/>
-              </w:rPr>
-            </w:pPr>
-            <w:r>
-              <w:rPr>
-                <w:rFonts w:ascii="BRH Malayalam Extra" w:hAnsi="BRH Malayalam Extra" w:cs="BRH Malayalam Extra"/>
-                <w:color w:val="000000"/>
-                <w:sz w:val="40"/>
-                <w:szCs w:val="40"/>
-              </w:rPr>
-              <w:t>¥Z</w:t>
-            </w:r>
-            <w:proofErr w:type="gramStart"/>
-            <w:r>
-              <w:rPr>
-                <w:rFonts w:ascii="BRH Malayalam Extra" w:hAnsi="BRH Malayalam Extra" w:cs="BRH Malayalam Extra"/>
-                <w:color w:val="000000"/>
-                <w:sz w:val="40"/>
-                <w:szCs w:val="40"/>
-              </w:rPr>
-              <w:t>˜</w:t>
+                <w:lang w:val="it-IT"/>
+              </w:rPr>
+            </w:pPr>
+            <w:r>
+              <w:rPr>
+                <w:rFonts w:ascii="BRH Malayalam Extra" w:hAnsi="BRH Malayalam Extra" w:cs="BRH Malayalam Extra"/>
+                <w:color w:val="000000"/>
+                <w:sz w:val="40"/>
+                <w:szCs w:val="40"/>
+                <w:lang w:val="it-IT"/>
+              </w:rPr>
+              <w:t>¥Z˜</w:t>
             </w:r>
             <w:r>
               <w:rPr>
@@ -1660,10 +1640,10 @@
                 <w:sz w:val="40"/>
                 <w:szCs w:val="40"/>
                 <w:highlight w:val="yellow"/>
+                <w:lang w:val="it-IT"/>
               </w:rPr>
               <w:t>(</w:t>
             </w:r>
-            <w:proofErr w:type="gramEnd"/>
             <w:r>
               <w:rPr>
                 <w:rFonts w:cs="BRH Malayalam Extra"/>
@@ -1672,10 +1652,10 @@
                 <w:sz w:val="32"/>
                 <w:szCs w:val="40"/>
                 <w:highlight w:val="yellow"/>
+                <w:lang w:val="it-IT"/>
               </w:rPr>
               <w:t>1</w:t>
             </w:r>
-            <w:proofErr w:type="gramStart"/>
             <w:r>
               <w:rPr>
                 <w:rFonts w:ascii="BRH Malayalam Extra" w:hAnsi="BRH Malayalam Extra" w:cs="BRH Malayalam Extra"/>
@@ -1683,6 +1663,7 @@
                 <w:sz w:val="32"/>
                 <w:szCs w:val="40"/>
                 <w:highlight w:val="yellow"/>
+                <w:lang w:val="it-IT"/>
               </w:rPr>
               <w:t>–</w:t>
             </w:r>
@@ -1693,26 +1674,17 @@
                 <w:sz w:val="40"/>
                 <w:szCs w:val="40"/>
                 <w:highlight w:val="yellow"/>
-              </w:rPr>
-              <w:t>)„</w:t>
-            </w:r>
-            <w:proofErr w:type="gramEnd"/>
-            <w:r>
-              <w:rPr>
-                <w:rFonts w:ascii="BRH Malayalam Extra" w:hAnsi="BRH Malayalam Extra" w:cs="BRH Malayalam Extra"/>
-                <w:color w:val="000000"/>
-                <w:sz w:val="40"/>
-                <w:szCs w:val="40"/>
-                <w:highlight w:val="yellow"/>
-              </w:rPr>
-              <w:t>dõ</w:t>
-            </w:r>
-            <w:r>
-              <w:rPr>
-                <w:rFonts w:ascii="BRH Malayalam Extra" w:hAnsi="BRH Malayalam Extra" w:cs="BRH Malayalam Extra"/>
-                <w:color w:val="000000"/>
-                <w:sz w:val="40"/>
-                <w:szCs w:val="40"/>
+                <w:lang w:val="it-IT"/>
+              </w:rPr>
+              <w:t>)„dõ</w:t>
+            </w:r>
+            <w:r>
+              <w:rPr>
+                <w:rFonts w:ascii="BRH Malayalam Extra" w:hAnsi="BRH Malayalam Extra" w:cs="BRH Malayalam Extra"/>
+                <w:color w:val="000000"/>
+                <w:sz w:val="40"/>
+                <w:szCs w:val="40"/>
+                <w:lang w:val="it-IT"/>
               </w:rPr>
               <w:t>—J | A</w:t>
             </w:r>
@@ -1722,15 +1694,17 @@
                 <w:color w:val="000000"/>
                 <w:sz w:val="32"/>
                 <w:szCs w:val="40"/>
-              </w:rPr>
-              <w:t>–</w:t>
-            </w:r>
-            <w:r>
-              <w:rPr>
-                <w:rFonts w:ascii="BRH Malayalam Extra" w:hAnsi="BRH Malayalam Extra" w:cs="BRH Malayalam Extra"/>
-                <w:color w:val="000000"/>
-                <w:sz w:val="40"/>
-                <w:szCs w:val="40"/>
+                <w:lang w:val="it-IT"/>
+              </w:rPr>
+              <w:t>–</w:t>
+            </w:r>
+            <w:r>
+              <w:rPr>
+                <w:rFonts w:ascii="BRH Malayalam Extra" w:hAnsi="BRH Malayalam Extra" w:cs="BRH Malayalam Extra"/>
+                <w:color w:val="000000"/>
+                <w:sz w:val="40"/>
+                <w:szCs w:val="40"/>
+                <w:lang w:val="it-IT"/>
               </w:rPr>
               <w:t>¥dõx˜„dõI |</w:t>
             </w:r>
@@ -1739,6 +1713,7 @@
         <w:tc>
           <w:tcPr>
             <w:tcW w:w="5220" w:type="dxa"/>
+            <w:gridSpan w:val="2"/>
           </w:tcPr>
           <w:p>
             <w:pPr>
@@ -1752,14 +1727,16 @@
                 <w:color w:val="000000"/>
                 <w:sz w:val="40"/>
                 <w:szCs w:val="40"/>
-              </w:rPr>
-            </w:pPr>
-            <w:r>
-              <w:rPr>
-                <w:rFonts w:ascii="BRH Malayalam Extra" w:hAnsi="BRH Malayalam Extra" w:cs="BRH Malayalam Extra"/>
-                <w:color w:val="000000"/>
-                <w:sz w:val="40"/>
-                <w:szCs w:val="40"/>
+                <w:lang w:val="it-IT"/>
+              </w:rPr>
+            </w:pPr>
+            <w:r>
+              <w:rPr>
+                <w:rFonts w:ascii="BRH Malayalam Extra" w:hAnsi="BRH Malayalam Extra" w:cs="BRH Malayalam Extra"/>
+                <w:color w:val="000000"/>
+                <w:sz w:val="40"/>
+                <w:szCs w:val="40"/>
+                <w:lang w:val="it-IT"/>
               </w:rPr>
               <w:t>¥</w:t>
             </w:r>
@@ -1770,6 +1747,7 @@
                 <w:sz w:val="40"/>
                 <w:szCs w:val="40"/>
                 <w:highlight w:val="green"/>
+                <w:lang w:val="it-IT"/>
               </w:rPr>
               <w:t>Z</w:t>
             </w:r>
@@ -1779,6 +1757,7 @@
                 <w:color w:val="000000"/>
                 <w:sz w:val="40"/>
                 <w:szCs w:val="40"/>
+                <w:lang w:val="it-IT"/>
               </w:rPr>
               <w:t>˜„dõJ | A</w:t>
             </w:r>
@@ -1788,17 +1767,1001 @@
                 <w:color w:val="000000"/>
                 <w:sz w:val="32"/>
                 <w:szCs w:val="40"/>
-              </w:rPr>
-              <w:t>–</w:t>
-            </w:r>
-            <w:r>
-              <w:rPr>
-                <w:rFonts w:ascii="BRH Malayalam Extra" w:hAnsi="BRH Malayalam Extra" w:cs="BRH Malayalam Extra"/>
-                <w:color w:val="000000"/>
-                <w:sz w:val="40"/>
-                <w:szCs w:val="40"/>
+                <w:lang w:val="it-IT"/>
+              </w:rPr>
+              <w:t>–</w:t>
+            </w:r>
+            <w:r>
+              <w:rPr>
+                <w:rFonts w:ascii="BRH Malayalam Extra" w:hAnsi="BRH Malayalam Extra" w:cs="BRH Malayalam Extra"/>
+                <w:color w:val="000000"/>
+                <w:sz w:val="40"/>
+                <w:szCs w:val="40"/>
+                <w:lang w:val="it-IT"/>
               </w:rPr>
               <w:t>¥dõx˜„dõI |</w:t>
+            </w:r>
+          </w:p>
+        </w:tc>
+      </w:tr>
+      <w:tr>
+        <w:trPr>
+          <w:gridAfter w:val="1"/>
+          <w:wAfter w:w="13" w:type="dxa"/>
+          <w:trHeight w:val="1652"/>
+        </w:trPr>
+        <w:tc>
+          <w:tcPr>
+            <w:tcW w:w="4189" w:type="dxa"/>
+          </w:tcPr>
+          <w:p>
+            <w:pPr>
+              <w:widowControl w:val="0"/>
+              <w:tabs>
+                <w:tab w:val="left" w:pos="993"/>
+              </w:tabs>
+              <w:autoSpaceDE w:val="0"/>
+              <w:autoSpaceDN w:val="0"/>
+              <w:adjustRightInd w:val="0"/>
+              <w:spacing w:before="0" w:line="240" w:lineRule="auto"/>
+              <w:ind w:right="297"/>
+              <w:rPr>
+                <w:rFonts w:cs="Arial"/>
+                <w:b/>
+                <w:color w:val="000000"/>
+                <w:sz w:val="28"/>
+                <w:szCs w:val="28"/>
+              </w:rPr>
+            </w:pPr>
+            <w:r>
+              <w:rPr>
+                <w:rFonts w:cs="Arial"/>
+                <w:b/>
+                <w:color w:val="000000"/>
+                <w:sz w:val="28"/>
+                <w:szCs w:val="28"/>
+              </w:rPr>
+              <w:t>T.S.6.1.</w:t>
+            </w:r>
+            <w:r>
+              <w:rPr>
+                <w:rFonts w:cs="Arial"/>
+                <w:b/>
+                <w:color w:val="000000"/>
+                <w:sz w:val="28"/>
+                <w:szCs w:val="28"/>
+              </w:rPr>
+              <w:t>6</w:t>
+            </w:r>
+            <w:r>
+              <w:rPr>
+                <w:rFonts w:cs="Arial"/>
+                <w:b/>
+                <w:color w:val="000000"/>
+                <w:sz w:val="28"/>
+                <w:szCs w:val="28"/>
+              </w:rPr>
+              <w:t>.</w:t>
+            </w:r>
+            <w:r>
+              <w:rPr>
+                <w:rFonts w:cs="Arial"/>
+                <w:b/>
+                <w:color w:val="000000"/>
+                <w:sz w:val="28"/>
+                <w:szCs w:val="28"/>
+              </w:rPr>
+              <w:t>7</w:t>
+            </w:r>
+            <w:r>
+              <w:rPr>
+                <w:rFonts w:cs="Arial"/>
+                <w:b/>
+                <w:color w:val="000000"/>
+                <w:sz w:val="28"/>
+                <w:szCs w:val="28"/>
+              </w:rPr>
+              <w:t xml:space="preserve"> – Kramam</w:t>
+            </w:r>
+          </w:p>
+          <w:p>
+            <w:pPr>
+              <w:widowControl w:val="0"/>
+              <w:tabs>
+                <w:tab w:val="left" w:pos="993"/>
+              </w:tabs>
+              <w:autoSpaceDE w:val="0"/>
+              <w:autoSpaceDN w:val="0"/>
+              <w:adjustRightInd w:val="0"/>
+              <w:spacing w:before="0" w:line="240" w:lineRule="auto"/>
+              <w:ind w:right="297"/>
+              <w:rPr>
+                <w:rFonts w:cs="Arial"/>
+                <w:b/>
+                <w:color w:val="000000"/>
+                <w:sz w:val="28"/>
+                <w:szCs w:val="28"/>
+                <w:lang w:val="en-IN"/>
+              </w:rPr>
+            </w:pPr>
+            <w:r>
+              <w:rPr>
+                <w:rFonts w:cs="Arial"/>
+                <w:b/>
+                <w:color w:val="000000"/>
+                <w:sz w:val="28"/>
+                <w:szCs w:val="28"/>
+                <w:lang w:val="en-IN"/>
+              </w:rPr>
+              <w:t xml:space="preserve">Krama Vaakyam No.– </w:t>
+            </w:r>
+            <w:r>
+              <w:rPr>
+                <w:rFonts w:cs="Arial"/>
+                <w:b/>
+                <w:color w:val="000000"/>
+                <w:sz w:val="28"/>
+                <w:szCs w:val="28"/>
+                <w:lang w:val="en-IN"/>
+              </w:rPr>
+              <w:t>43</w:t>
+            </w:r>
+          </w:p>
+          <w:p>
+            <w:pPr>
+              <w:widowControl w:val="0"/>
+              <w:tabs>
+                <w:tab w:val="left" w:pos="993"/>
+              </w:tabs>
+              <w:autoSpaceDE w:val="0"/>
+              <w:autoSpaceDN w:val="0"/>
+              <w:adjustRightInd w:val="0"/>
+              <w:spacing w:before="0" w:line="240" w:lineRule="auto"/>
+              <w:ind w:right="297"/>
+              <w:rPr>
+                <w:rFonts w:cs="Arial"/>
+                <w:b/>
+                <w:color w:val="000000"/>
+                <w:sz w:val="28"/>
+                <w:szCs w:val="32"/>
+              </w:rPr>
+            </w:pPr>
+            <w:r>
+              <w:rPr>
+                <w:rFonts w:cs="Arial"/>
+                <w:b/>
+                <w:color w:val="000000"/>
+                <w:sz w:val="28"/>
+                <w:szCs w:val="28"/>
+                <w:lang w:val="it-IT"/>
+              </w:rPr>
+              <w:t xml:space="preserve">Panchaati No. - </w:t>
+            </w:r>
+            <w:r>
+              <w:rPr>
+                <w:rFonts w:cs="Arial"/>
+                <w:b/>
+                <w:color w:val="000000"/>
+                <w:sz w:val="28"/>
+                <w:szCs w:val="28"/>
+                <w:lang w:val="it-IT"/>
+              </w:rPr>
+              <w:t>45</w:t>
+            </w:r>
+          </w:p>
+        </w:tc>
+        <w:tc>
+          <w:tcPr>
+            <w:tcW w:w="4567" w:type="dxa"/>
+          </w:tcPr>
+          <w:p>
+            <w:pPr>
+              <w:widowControl w:val="0"/>
+              <w:autoSpaceDE w:val="0"/>
+              <w:autoSpaceDN w:val="0"/>
+              <w:adjustRightInd w:val="0"/>
+              <w:spacing w:before="0" w:line="240" w:lineRule="auto"/>
+              <w:rPr>
+                <w:rFonts w:ascii="BRH Malayalam Extra" w:hAnsi="BRH Malayalam Extra" w:cs="BRH Malayalam Extra"/>
+                <w:color w:val="000000"/>
+                <w:sz w:val="40"/>
+                <w:szCs w:val="40"/>
+              </w:rPr>
+            </w:pPr>
+            <w:r>
+              <w:rPr>
+                <w:rFonts w:ascii="BRH Malayalam Extra" w:hAnsi="BRH Malayalam Extra" w:cs="BRH Malayalam Extra"/>
+                <w:color w:val="000000"/>
+                <w:sz w:val="40"/>
+                <w:szCs w:val="40"/>
+              </w:rPr>
+              <w:t xml:space="preserve">jb§ </w:t>
+            </w:r>
+            <w:r>
+              <w:rPr>
+                <w:rFonts w:ascii="BRH Malayalam Extra" w:hAnsi="BRH Malayalam Extra" w:cs="BRH Malayalam Extra"/>
+                <w:color w:val="000000"/>
+                <w:sz w:val="40"/>
+                <w:szCs w:val="40"/>
+                <w:highlight w:val="yellow"/>
+              </w:rPr>
+              <w:t>p</w:t>
+            </w:r>
+            <w:r>
+              <w:rPr>
+                <w:rFonts w:ascii="BRH Malayalam Extra" w:hAnsi="BRH Malayalam Extra" w:cs="BRH Malayalam Extra"/>
+                <w:color w:val="000000"/>
+                <w:sz w:val="40"/>
+                <w:szCs w:val="40"/>
+              </w:rPr>
+              <w:t>y—k¢</w:t>
+            </w:r>
+            <w:r>
+              <w:rPr>
+                <w:rFonts w:ascii="BRH Malayalam Extra" w:hAnsi="BRH Malayalam Extra" w:cs="BRH Malayalam Extra"/>
+                <w:color w:val="000000"/>
+                <w:sz w:val="32"/>
+                <w:szCs w:val="40"/>
+              </w:rPr>
+              <w:t>–</w:t>
+            </w:r>
+            <w:r>
+              <w:rPr>
+                <w:rFonts w:ascii="BRH Malayalam Extra" w:hAnsi="BRH Malayalam Extra" w:cs="BRH Malayalam Extra"/>
+                <w:color w:val="000000"/>
+                <w:sz w:val="40"/>
+                <w:szCs w:val="40"/>
+              </w:rPr>
+              <w:t xml:space="preserve">ejx˜ | </w:t>
+            </w:r>
+          </w:p>
+          <w:p>
+            <w:pPr>
+              <w:widowControl w:val="0"/>
+              <w:autoSpaceDE w:val="0"/>
+              <w:autoSpaceDN w:val="0"/>
+              <w:adjustRightInd w:val="0"/>
+              <w:spacing w:before="0" w:line="240" w:lineRule="auto"/>
+              <w:rPr>
+                <w:rFonts w:ascii="BRH Devanagari Extra" w:hAnsi="BRH Devanagari Extra" w:cs="BRH Devanagari Extra"/>
+                <w:color w:val="000000"/>
+                <w:sz w:val="40"/>
+                <w:szCs w:val="40"/>
+              </w:rPr>
+            </w:pPr>
+            <w:r>
+              <w:rPr>
+                <w:rFonts w:ascii="BRH Malayalam Extra" w:hAnsi="BRH Malayalam Extra" w:cs="BRH Malayalam Extra"/>
+                <w:color w:val="000000"/>
+                <w:sz w:val="40"/>
+                <w:szCs w:val="40"/>
+              </w:rPr>
+              <w:t>bûy</w:t>
+            </w:r>
+            <w:r>
+              <w:rPr>
+                <w:rFonts w:ascii="BRH Malayalam Extra" w:hAnsi="BRH Malayalam Extra" w:cs="BRH Malayalam Extra"/>
+                <w:color w:val="000000"/>
+                <w:sz w:val="32"/>
+                <w:szCs w:val="40"/>
+              </w:rPr>
+              <w:t>–</w:t>
+            </w:r>
+            <w:r>
+              <w:rPr>
+                <w:rFonts w:ascii="BRH Malayalam Extra" w:hAnsi="BRH Malayalam Extra" w:cs="BRH Malayalam Extra"/>
+                <w:color w:val="000000"/>
+                <w:sz w:val="40"/>
+                <w:szCs w:val="40"/>
+              </w:rPr>
+              <w:t>k¢</w:t>
+            </w:r>
+            <w:r>
+              <w:rPr>
+                <w:rFonts w:ascii="BRH Malayalam Extra" w:hAnsi="BRH Malayalam Extra" w:cs="BRH Malayalam Extra"/>
+                <w:color w:val="000000"/>
+                <w:sz w:val="32"/>
+                <w:szCs w:val="40"/>
+              </w:rPr>
+              <w:t>–</w:t>
+            </w:r>
+            <w:r>
+              <w:rPr>
+                <w:rFonts w:ascii="BRH Malayalam Extra" w:hAnsi="BRH Malayalam Extra" w:cs="BRH Malayalam Extra"/>
+                <w:color w:val="000000"/>
+                <w:sz w:val="40"/>
+                <w:szCs w:val="40"/>
+              </w:rPr>
+              <w:t>ejx</w:t>
+            </w:r>
+            <w:r>
+              <w:rPr>
+                <w:rFonts w:ascii="BRH Malayalam Extra" w:hAnsi="BRH Malayalam Extra" w:cs="BRH Malayalam Extra"/>
+                <w:color w:val="000000"/>
+                <w:sz w:val="32"/>
+                <w:szCs w:val="40"/>
+              </w:rPr>
+              <w:t>–</w:t>
+            </w:r>
+            <w:r>
+              <w:rPr>
+                <w:rFonts w:ascii="BRH Malayalam Extra" w:hAnsi="BRH Malayalam Extra" w:cs="BRH Malayalam Extra"/>
+                <w:color w:val="000000"/>
+                <w:sz w:val="40"/>
+                <w:szCs w:val="40"/>
+              </w:rPr>
+              <w:t xml:space="preserve"> pxªöZ—Nïz |</w:t>
+            </w:r>
+          </w:p>
+        </w:tc>
+        <w:tc>
+          <w:tcPr>
+            <w:tcW w:w="5220" w:type="dxa"/>
+            <w:gridSpan w:val="2"/>
+          </w:tcPr>
+          <w:p>
+            <w:pPr>
+              <w:widowControl w:val="0"/>
+              <w:autoSpaceDE w:val="0"/>
+              <w:autoSpaceDN w:val="0"/>
+              <w:adjustRightInd w:val="0"/>
+              <w:spacing w:before="0" w:line="240" w:lineRule="auto"/>
+              <w:rPr>
+                <w:rFonts w:ascii="BRH Malayalam Extra" w:hAnsi="BRH Malayalam Extra" w:cs="BRH Malayalam Extra"/>
+                <w:color w:val="000000"/>
+                <w:sz w:val="40"/>
+                <w:szCs w:val="40"/>
+              </w:rPr>
+            </w:pPr>
+            <w:r>
+              <w:rPr>
+                <w:rFonts w:ascii="BRH Malayalam Extra" w:hAnsi="BRH Malayalam Extra" w:cs="BRH Malayalam Extra"/>
+                <w:color w:val="000000"/>
+                <w:sz w:val="40"/>
+                <w:szCs w:val="40"/>
+              </w:rPr>
+              <w:t xml:space="preserve">jb§ </w:t>
+            </w:r>
+            <w:r>
+              <w:rPr>
+                <w:rFonts w:ascii="BRH Malayalam Extra" w:hAnsi="BRH Malayalam Extra" w:cs="BRH Malayalam Extra"/>
+                <w:color w:val="000000"/>
+                <w:sz w:val="40"/>
+                <w:szCs w:val="40"/>
+                <w:highlight w:val="green"/>
+              </w:rPr>
+              <w:t>bû</w:t>
+            </w:r>
+            <w:r>
+              <w:rPr>
+                <w:rFonts w:ascii="BRH Malayalam Extra" w:hAnsi="BRH Malayalam Extra" w:cs="BRH Malayalam Extra"/>
+                <w:color w:val="000000"/>
+                <w:sz w:val="40"/>
+                <w:szCs w:val="40"/>
+              </w:rPr>
+              <w:t>y—k¢</w:t>
+            </w:r>
+            <w:r>
+              <w:rPr>
+                <w:rFonts w:ascii="BRH Malayalam Extra" w:hAnsi="BRH Malayalam Extra" w:cs="BRH Malayalam Extra"/>
+                <w:color w:val="000000"/>
+                <w:sz w:val="32"/>
+                <w:szCs w:val="40"/>
+              </w:rPr>
+              <w:t>–</w:t>
+            </w:r>
+            <w:r>
+              <w:rPr>
+                <w:rFonts w:ascii="BRH Malayalam Extra" w:hAnsi="BRH Malayalam Extra" w:cs="BRH Malayalam Extra"/>
+                <w:color w:val="000000"/>
+                <w:sz w:val="40"/>
+                <w:szCs w:val="40"/>
+              </w:rPr>
+              <w:t xml:space="preserve">ejx˜ | </w:t>
+            </w:r>
+          </w:p>
+          <w:p>
+            <w:pPr>
+              <w:widowControl w:val="0"/>
+              <w:autoSpaceDE w:val="0"/>
+              <w:autoSpaceDN w:val="0"/>
+              <w:adjustRightInd w:val="0"/>
+              <w:spacing w:before="0" w:line="240" w:lineRule="auto"/>
+              <w:rPr>
+                <w:rFonts w:ascii="BRH Devanagari Extra" w:hAnsi="BRH Devanagari Extra" w:cs="BRH Devanagari Extra"/>
+                <w:color w:val="000000"/>
+                <w:sz w:val="40"/>
+                <w:szCs w:val="40"/>
+              </w:rPr>
+            </w:pPr>
+            <w:r>
+              <w:rPr>
+                <w:rFonts w:ascii="BRH Malayalam Extra" w:hAnsi="BRH Malayalam Extra" w:cs="BRH Malayalam Extra"/>
+                <w:color w:val="000000"/>
+                <w:sz w:val="40"/>
+                <w:szCs w:val="40"/>
+              </w:rPr>
+              <w:t>bûy</w:t>
+            </w:r>
+            <w:r>
+              <w:rPr>
+                <w:rFonts w:ascii="BRH Malayalam Extra" w:hAnsi="BRH Malayalam Extra" w:cs="BRH Malayalam Extra"/>
+                <w:color w:val="000000"/>
+                <w:sz w:val="32"/>
+                <w:szCs w:val="40"/>
+              </w:rPr>
+              <w:t>–</w:t>
+            </w:r>
+            <w:r>
+              <w:rPr>
+                <w:rFonts w:ascii="BRH Malayalam Extra" w:hAnsi="BRH Malayalam Extra" w:cs="BRH Malayalam Extra"/>
+                <w:color w:val="000000"/>
+                <w:sz w:val="40"/>
+                <w:szCs w:val="40"/>
+              </w:rPr>
+              <w:t>k¢</w:t>
+            </w:r>
+            <w:r>
+              <w:rPr>
+                <w:rFonts w:ascii="BRH Malayalam Extra" w:hAnsi="BRH Malayalam Extra" w:cs="BRH Malayalam Extra"/>
+                <w:color w:val="000000"/>
+                <w:sz w:val="32"/>
+                <w:szCs w:val="40"/>
+              </w:rPr>
+              <w:t>–</w:t>
+            </w:r>
+            <w:r>
+              <w:rPr>
+                <w:rFonts w:ascii="BRH Malayalam Extra" w:hAnsi="BRH Malayalam Extra" w:cs="BRH Malayalam Extra"/>
+                <w:color w:val="000000"/>
+                <w:sz w:val="40"/>
+                <w:szCs w:val="40"/>
+              </w:rPr>
+              <w:t>ejx</w:t>
+            </w:r>
+            <w:r>
+              <w:rPr>
+                <w:rFonts w:ascii="BRH Malayalam Extra" w:hAnsi="BRH Malayalam Extra" w:cs="BRH Malayalam Extra"/>
+                <w:color w:val="000000"/>
+                <w:sz w:val="32"/>
+                <w:szCs w:val="40"/>
+              </w:rPr>
+              <w:t>–</w:t>
+            </w:r>
+            <w:r>
+              <w:rPr>
+                <w:rFonts w:ascii="BRH Malayalam Extra" w:hAnsi="BRH Malayalam Extra" w:cs="BRH Malayalam Extra"/>
+                <w:color w:val="000000"/>
+                <w:sz w:val="40"/>
+                <w:szCs w:val="40"/>
+              </w:rPr>
+              <w:t xml:space="preserve"> pxªöZ—Nïz |</w:t>
+            </w:r>
+          </w:p>
+        </w:tc>
+      </w:tr>
+      <w:tr>
+        <w:trPr>
+          <w:gridAfter w:val="1"/>
+          <w:wAfter w:w="13" w:type="dxa"/>
+          <w:trHeight w:val="1408"/>
+        </w:trPr>
+        <w:tc>
+          <w:tcPr>
+            <w:tcW w:w="4189" w:type="dxa"/>
+          </w:tcPr>
+          <w:p>
+            <w:pPr>
+              <w:widowControl w:val="0"/>
+              <w:tabs>
+                <w:tab w:val="left" w:pos="993"/>
+              </w:tabs>
+              <w:autoSpaceDE w:val="0"/>
+              <w:autoSpaceDN w:val="0"/>
+              <w:adjustRightInd w:val="0"/>
+              <w:spacing w:before="0" w:line="240" w:lineRule="auto"/>
+              <w:ind w:right="297"/>
+              <w:rPr>
+                <w:rFonts w:cs="Arial"/>
+                <w:b/>
+                <w:color w:val="000000"/>
+                <w:sz w:val="28"/>
+                <w:szCs w:val="28"/>
+              </w:rPr>
+            </w:pPr>
+            <w:r>
+              <w:rPr>
+                <w:rFonts w:cs="Arial"/>
+                <w:b/>
+                <w:color w:val="000000"/>
+                <w:sz w:val="28"/>
+                <w:szCs w:val="28"/>
+              </w:rPr>
+              <w:lastRenderedPageBreak/>
+              <w:t>T.S.6.1.</w:t>
+            </w:r>
+            <w:r>
+              <w:rPr>
+                <w:rFonts w:cs="Arial"/>
+                <w:b/>
+                <w:color w:val="000000"/>
+                <w:sz w:val="28"/>
+                <w:szCs w:val="28"/>
+              </w:rPr>
+              <w:t>8</w:t>
+            </w:r>
+            <w:r>
+              <w:rPr>
+                <w:rFonts w:cs="Arial"/>
+                <w:b/>
+                <w:color w:val="000000"/>
+                <w:sz w:val="28"/>
+                <w:szCs w:val="28"/>
+              </w:rPr>
+              <w:t>.</w:t>
+            </w:r>
+            <w:r>
+              <w:rPr>
+                <w:rFonts w:cs="Arial"/>
+                <w:b/>
+                <w:color w:val="000000"/>
+                <w:sz w:val="28"/>
+                <w:szCs w:val="28"/>
+              </w:rPr>
+              <w:t>3</w:t>
+            </w:r>
+            <w:r>
+              <w:rPr>
+                <w:rFonts w:cs="Arial"/>
+                <w:b/>
+                <w:color w:val="000000"/>
+                <w:sz w:val="28"/>
+                <w:szCs w:val="28"/>
+              </w:rPr>
+              <w:t xml:space="preserve"> – Kramam</w:t>
+            </w:r>
+          </w:p>
+          <w:p>
+            <w:pPr>
+              <w:widowControl w:val="0"/>
+              <w:tabs>
+                <w:tab w:val="left" w:pos="993"/>
+              </w:tabs>
+              <w:autoSpaceDE w:val="0"/>
+              <w:autoSpaceDN w:val="0"/>
+              <w:adjustRightInd w:val="0"/>
+              <w:spacing w:before="0" w:line="240" w:lineRule="auto"/>
+              <w:ind w:right="297"/>
+              <w:rPr>
+                <w:rFonts w:cstheme="minorBidi"/>
+                <w:b/>
+                <w:color w:val="000000"/>
+                <w:sz w:val="28"/>
+                <w:szCs w:val="28"/>
+                <w:lang w:val="en-IN" w:bidi="ta-IN"/>
+              </w:rPr>
+            </w:pPr>
+            <w:r>
+              <w:rPr>
+                <w:rFonts w:cs="Arial"/>
+                <w:b/>
+                <w:color w:val="000000"/>
+                <w:sz w:val="28"/>
+                <w:szCs w:val="28"/>
+                <w:lang w:val="en-IN"/>
+              </w:rPr>
+              <w:t xml:space="preserve">Krama Vaakyam No.– </w:t>
+            </w:r>
+            <w:r>
+              <w:rPr>
+                <w:rFonts w:cs="Arial"/>
+                <w:b/>
+                <w:color w:val="000000"/>
+                <w:sz w:val="28"/>
+                <w:szCs w:val="28"/>
+                <w:lang w:val="en-IN"/>
+              </w:rPr>
+              <w:t>4, 5</w:t>
+            </w:r>
+          </w:p>
+          <w:p>
+            <w:pPr>
+              <w:widowControl w:val="0"/>
+              <w:tabs>
+                <w:tab w:val="left" w:pos="993"/>
+              </w:tabs>
+              <w:autoSpaceDE w:val="0"/>
+              <w:autoSpaceDN w:val="0"/>
+              <w:adjustRightInd w:val="0"/>
+              <w:spacing w:before="0" w:line="240" w:lineRule="auto"/>
+              <w:ind w:right="297"/>
+              <w:rPr>
+                <w:rFonts w:cs="Arial"/>
+                <w:b/>
+                <w:color w:val="000000"/>
+                <w:sz w:val="28"/>
+                <w:szCs w:val="28"/>
+              </w:rPr>
+            </w:pPr>
+            <w:r>
+              <w:rPr>
+                <w:rFonts w:cs="Arial"/>
+                <w:b/>
+                <w:color w:val="000000"/>
+                <w:sz w:val="28"/>
+                <w:szCs w:val="28"/>
+                <w:lang w:val="it-IT"/>
+              </w:rPr>
+              <w:t xml:space="preserve">Panchaati No. - </w:t>
+            </w:r>
+            <w:r>
+              <w:rPr>
+                <w:rFonts w:cs="Arial"/>
+                <w:b/>
+                <w:color w:val="000000"/>
+                <w:sz w:val="28"/>
+                <w:szCs w:val="28"/>
+                <w:lang w:val="it-IT"/>
+              </w:rPr>
+              <w:t>56</w:t>
+            </w:r>
+          </w:p>
+        </w:tc>
+        <w:tc>
+          <w:tcPr>
+            <w:tcW w:w="4567" w:type="dxa"/>
+          </w:tcPr>
+          <w:p>
+            <w:pPr>
+              <w:widowControl w:val="0"/>
+              <w:autoSpaceDE w:val="0"/>
+              <w:autoSpaceDN w:val="0"/>
+              <w:adjustRightInd w:val="0"/>
+              <w:spacing w:before="0" w:line="240" w:lineRule="auto"/>
+              <w:rPr>
+                <w:rFonts w:ascii="BRH Malayalam Extra" w:hAnsi="BRH Malayalam Extra" w:cs="BRH Malayalam Extra"/>
+                <w:color w:val="000000"/>
+                <w:sz w:val="40"/>
+                <w:szCs w:val="40"/>
+                <w:lang w:val="it-IT"/>
+              </w:rPr>
+            </w:pPr>
+            <w:r>
+              <w:rPr>
+                <w:rFonts w:ascii="BRH Malayalam Extra" w:hAnsi="BRH Malayalam Extra" w:cs="BRH Malayalam Extra"/>
+                <w:color w:val="000000"/>
+                <w:sz w:val="40"/>
+                <w:szCs w:val="40"/>
+                <w:lang w:val="it-IT"/>
+              </w:rPr>
+              <w:t>G</w:t>
+            </w:r>
+            <w:r>
+              <w:rPr>
+                <w:rFonts w:ascii="BRH Malayalam Extra" w:hAnsi="BRH Malayalam Extra" w:cs="BRH Malayalam Extra"/>
+                <w:color w:val="000000"/>
+                <w:sz w:val="32"/>
+                <w:szCs w:val="40"/>
+                <w:lang w:val="it-IT"/>
+              </w:rPr>
+              <w:t>–</w:t>
+            </w:r>
+            <w:r>
+              <w:rPr>
+                <w:rFonts w:ascii="BRH Malayalam Extra" w:hAnsi="BRH Malayalam Extra" w:cs="BRH Malayalam Extra"/>
+                <w:color w:val="000000"/>
+                <w:sz w:val="40"/>
+                <w:szCs w:val="40"/>
+                <w:lang w:val="it-IT"/>
+              </w:rPr>
+              <w:t>px¤¤</w:t>
+            </w:r>
+            <w:r>
+              <w:rPr>
+                <w:rFonts w:ascii="BRH Malayalam Extra" w:hAnsi="BRH Malayalam Extra" w:cs="BRH Malayalam Extra"/>
+                <w:color w:val="000000"/>
+                <w:sz w:val="40"/>
+                <w:szCs w:val="40"/>
+                <w:highlight w:val="yellow"/>
+                <w:lang w:val="it-IT"/>
+              </w:rPr>
+              <w:t>s</w:t>
+            </w:r>
+            <w:r>
+              <w:rPr>
+                <w:rFonts w:ascii="BRH Malayalam Extra" w:hAnsi="BRH Malayalam Extra" w:cs="BRH Malayalam Extra"/>
+                <w:color w:val="000000"/>
+                <w:sz w:val="40"/>
+                <w:szCs w:val="40"/>
+                <w:lang w:val="it-IT"/>
+              </w:rPr>
+              <w:t xml:space="preserve">ô˜ | </w:t>
+            </w:r>
+          </w:p>
+          <w:p>
+            <w:pPr>
+              <w:widowControl w:val="0"/>
+              <w:autoSpaceDE w:val="0"/>
+              <w:autoSpaceDN w:val="0"/>
+              <w:adjustRightInd w:val="0"/>
+              <w:spacing w:before="0" w:line="240" w:lineRule="auto"/>
+              <w:rPr>
+                <w:rFonts w:ascii="BRH Devanagari Extra" w:hAnsi="BRH Devanagari Extra" w:cs="BRH Devanagari Extra"/>
+                <w:color w:val="000000"/>
+                <w:sz w:val="40"/>
+                <w:szCs w:val="40"/>
+                <w:lang w:val="it-IT"/>
+              </w:rPr>
+            </w:pPr>
+            <w:r>
+              <w:rPr>
+                <w:rFonts w:ascii="BRH Malayalam Extra" w:hAnsi="BRH Malayalam Extra" w:cs="BRH Malayalam Extra"/>
+                <w:color w:val="000000"/>
+                <w:sz w:val="40"/>
+                <w:szCs w:val="40"/>
+                <w:lang w:val="it-IT"/>
+              </w:rPr>
+              <w:t>A</w:t>
+            </w:r>
+            <w:r>
+              <w:rPr>
+                <w:rFonts w:ascii="BRH Malayalam Extra" w:hAnsi="BRH Malayalam Extra" w:cs="BRH Malayalam Extra"/>
+                <w:color w:val="000000"/>
+                <w:sz w:val="32"/>
+                <w:szCs w:val="40"/>
+                <w:lang w:val="it-IT"/>
+              </w:rPr>
+              <w:t>–</w:t>
+            </w:r>
+            <w:r>
+              <w:rPr>
+                <w:rFonts w:ascii="BRH Malayalam Extra" w:hAnsi="BRH Malayalam Extra" w:cs="BRH Malayalam Extra"/>
+                <w:color w:val="000000"/>
+                <w:sz w:val="40"/>
+                <w:szCs w:val="40"/>
+                <w:lang w:val="it-IT"/>
+              </w:rPr>
+              <w:t>¤¤</w:t>
+            </w:r>
+            <w:r>
+              <w:rPr>
+                <w:rFonts w:ascii="BRH Malayalam Extra" w:hAnsi="BRH Malayalam Extra" w:cs="BRH Malayalam Extra"/>
+                <w:color w:val="000000"/>
+                <w:sz w:val="40"/>
+                <w:szCs w:val="40"/>
+                <w:highlight w:val="yellow"/>
+                <w:lang w:val="it-IT"/>
+              </w:rPr>
+              <w:t>s</w:t>
+            </w:r>
+            <w:r>
+              <w:rPr>
+                <w:rFonts w:ascii="BRH Malayalam Extra" w:hAnsi="BRH Malayalam Extra" w:cs="BRH Malayalam Extra"/>
+                <w:color w:val="000000"/>
+                <w:sz w:val="40"/>
+                <w:szCs w:val="40"/>
+                <w:lang w:val="it-IT"/>
+              </w:rPr>
+              <w:t>ô</w:t>
+            </w:r>
+            <w:r>
+              <w:rPr>
+                <w:rFonts w:ascii="BRH Malayalam Extra" w:hAnsi="BRH Malayalam Extra" w:cs="BRH Malayalam Extra"/>
+                <w:color w:val="000000"/>
+                <w:sz w:val="32"/>
+                <w:szCs w:val="40"/>
+                <w:lang w:val="it-IT"/>
+              </w:rPr>
+              <w:t>–</w:t>
+            </w:r>
+            <w:r>
+              <w:rPr>
+                <w:rFonts w:ascii="BRH Malayalam Extra" w:hAnsi="BRH Malayalam Extra" w:cs="BRH Malayalam Extra"/>
+                <w:color w:val="000000"/>
+                <w:sz w:val="40"/>
+                <w:szCs w:val="40"/>
+                <w:lang w:val="it-IT"/>
+              </w:rPr>
+              <w:t xml:space="preserve"> e</w:t>
+            </w:r>
+            <w:r>
+              <w:rPr>
+                <w:rFonts w:ascii="BRH Malayalam Extra" w:hAnsi="BRH Malayalam Extra" w:cs="BRH Malayalam Extra"/>
+                <w:color w:val="000000"/>
+                <w:sz w:val="32"/>
+                <w:szCs w:val="40"/>
+                <w:lang w:val="it-IT"/>
+              </w:rPr>
+              <w:t>–</w:t>
+            </w:r>
+            <w:r>
+              <w:rPr>
+                <w:rFonts w:ascii="BRH Malayalam Extra" w:hAnsi="BRH Malayalam Extra" w:cs="BRH Malayalam Extra"/>
+                <w:color w:val="000000"/>
+                <w:sz w:val="40"/>
+                <w:szCs w:val="40"/>
+                <w:lang w:val="it-IT"/>
+              </w:rPr>
+              <w:t>bxZ§ |</w:t>
+            </w:r>
+          </w:p>
+        </w:tc>
+        <w:tc>
+          <w:tcPr>
+            <w:tcW w:w="5220" w:type="dxa"/>
+            <w:gridSpan w:val="2"/>
+          </w:tcPr>
+          <w:p>
+            <w:pPr>
+              <w:widowControl w:val="0"/>
+              <w:autoSpaceDE w:val="0"/>
+              <w:autoSpaceDN w:val="0"/>
+              <w:adjustRightInd w:val="0"/>
+              <w:spacing w:before="0" w:line="240" w:lineRule="auto"/>
+              <w:rPr>
+                <w:rFonts w:ascii="BRH Malayalam Extra" w:hAnsi="BRH Malayalam Extra" w:cs="BRH Malayalam Extra"/>
+                <w:color w:val="000000"/>
+                <w:sz w:val="40"/>
+                <w:szCs w:val="40"/>
+                <w:lang w:val="it-IT"/>
+              </w:rPr>
+            </w:pPr>
+            <w:r>
+              <w:rPr>
+                <w:rFonts w:ascii="BRH Malayalam Extra" w:hAnsi="BRH Malayalam Extra" w:cs="BRH Malayalam Extra"/>
+                <w:color w:val="000000"/>
+                <w:sz w:val="40"/>
+                <w:szCs w:val="40"/>
+                <w:lang w:val="it-IT"/>
+              </w:rPr>
+              <w:t>G</w:t>
+            </w:r>
+            <w:r>
+              <w:rPr>
+                <w:rFonts w:ascii="BRH Malayalam Extra" w:hAnsi="BRH Malayalam Extra" w:cs="BRH Malayalam Extra"/>
+                <w:color w:val="000000"/>
+                <w:sz w:val="32"/>
+                <w:szCs w:val="40"/>
+                <w:lang w:val="it-IT"/>
+              </w:rPr>
+              <w:t>–</w:t>
+            </w:r>
+            <w:r>
+              <w:rPr>
+                <w:rFonts w:ascii="BRH Malayalam Extra" w:hAnsi="BRH Malayalam Extra" w:cs="BRH Malayalam Extra"/>
+                <w:color w:val="000000"/>
+                <w:sz w:val="40"/>
+                <w:szCs w:val="40"/>
+                <w:lang w:val="it-IT"/>
+              </w:rPr>
+              <w:t>px¤¤s</w:t>
+            </w:r>
+            <w:r>
+              <w:rPr>
+                <w:rFonts w:ascii="BRH Malayalam Extra" w:hAnsi="BRH Malayalam Extra" w:cs="BRH Malayalam Extra"/>
+                <w:sz w:val="40"/>
+                <w:szCs w:val="40"/>
+                <w:highlight w:val="green"/>
+                <w:lang w:val="it-IT"/>
+              </w:rPr>
+              <w:t>õ</w:t>
+            </w:r>
+            <w:r>
+              <w:rPr>
+                <w:rFonts w:ascii="BRH Malayalam Extra" w:hAnsi="BRH Malayalam Extra" w:cs="BRH Malayalam Extra"/>
+                <w:color w:val="000000"/>
+                <w:sz w:val="40"/>
+                <w:szCs w:val="40"/>
+                <w:highlight w:val="green"/>
+                <w:lang w:val="it-IT"/>
+              </w:rPr>
+              <w:t>˜</w:t>
+            </w:r>
+            <w:r>
+              <w:rPr>
+                <w:rFonts w:ascii="BRH Malayalam Extra" w:hAnsi="BRH Malayalam Extra" w:cs="BRH Malayalam Extra"/>
+                <w:color w:val="000000"/>
+                <w:sz w:val="40"/>
+                <w:szCs w:val="40"/>
+                <w:lang w:val="it-IT"/>
+              </w:rPr>
+              <w:t xml:space="preserve"> | </w:t>
+            </w:r>
+          </w:p>
+          <w:p>
+            <w:pPr>
+              <w:widowControl w:val="0"/>
+              <w:autoSpaceDE w:val="0"/>
+              <w:autoSpaceDN w:val="0"/>
+              <w:adjustRightInd w:val="0"/>
+              <w:spacing w:before="0" w:line="240" w:lineRule="auto"/>
+              <w:rPr>
+                <w:rFonts w:ascii="BRH Devanagari Extra" w:hAnsi="BRH Devanagari Extra" w:cs="BRH Devanagari Extra"/>
+                <w:color w:val="000000"/>
+                <w:sz w:val="40"/>
+                <w:szCs w:val="40"/>
+                <w:lang w:val="it-IT"/>
+              </w:rPr>
+            </w:pPr>
+            <w:r>
+              <w:rPr>
+                <w:rFonts w:ascii="BRH Malayalam Extra" w:hAnsi="BRH Malayalam Extra" w:cs="BRH Malayalam Extra"/>
+                <w:color w:val="000000"/>
+                <w:sz w:val="40"/>
+                <w:szCs w:val="40"/>
+                <w:lang w:val="it-IT"/>
+              </w:rPr>
+              <w:t>A</w:t>
+            </w:r>
+            <w:r>
+              <w:rPr>
+                <w:rFonts w:ascii="BRH Malayalam Extra" w:hAnsi="BRH Malayalam Extra" w:cs="BRH Malayalam Extra"/>
+                <w:color w:val="000000"/>
+                <w:sz w:val="32"/>
+                <w:szCs w:val="40"/>
+                <w:lang w:val="it-IT"/>
+              </w:rPr>
+              <w:t>–</w:t>
+            </w:r>
+            <w:r>
+              <w:rPr>
+                <w:rFonts w:ascii="BRH Malayalam Extra" w:hAnsi="BRH Malayalam Extra" w:cs="BRH Malayalam Extra"/>
+                <w:color w:val="000000"/>
+                <w:sz w:val="40"/>
+                <w:szCs w:val="40"/>
+                <w:lang w:val="it-IT"/>
+              </w:rPr>
+              <w:t>¤¤s</w:t>
+            </w:r>
+            <w:r>
+              <w:rPr>
+                <w:rFonts w:ascii="BRH Malayalam Extra" w:hAnsi="BRH Malayalam Extra" w:cs="BRH Malayalam Extra"/>
+                <w:sz w:val="40"/>
+                <w:szCs w:val="40"/>
+                <w:highlight w:val="green"/>
+                <w:lang w:val="it-IT"/>
+              </w:rPr>
+              <w:t>õ</w:t>
+            </w:r>
+            <w:r>
+              <w:rPr>
+                <w:rFonts w:ascii="BRH Malayalam Extra" w:hAnsi="BRH Malayalam Extra" w:cs="BRH Malayalam Extra"/>
+                <w:color w:val="000000"/>
+                <w:sz w:val="32"/>
+                <w:szCs w:val="40"/>
+                <w:lang w:val="it-IT"/>
+              </w:rPr>
+              <w:t>–</w:t>
+            </w:r>
+            <w:r>
+              <w:rPr>
+                <w:rFonts w:ascii="BRH Malayalam Extra" w:hAnsi="BRH Malayalam Extra" w:cs="BRH Malayalam Extra"/>
+                <w:color w:val="000000"/>
+                <w:sz w:val="40"/>
+                <w:szCs w:val="40"/>
+                <w:lang w:val="it-IT"/>
+              </w:rPr>
+              <w:t xml:space="preserve"> e</w:t>
+            </w:r>
+            <w:r>
+              <w:rPr>
+                <w:rFonts w:ascii="BRH Malayalam Extra" w:hAnsi="BRH Malayalam Extra" w:cs="BRH Malayalam Extra"/>
+                <w:color w:val="000000"/>
+                <w:sz w:val="32"/>
+                <w:szCs w:val="40"/>
+                <w:lang w:val="it-IT"/>
+              </w:rPr>
+              <w:t>–</w:t>
+            </w:r>
+            <w:r>
+              <w:rPr>
+                <w:rFonts w:ascii="BRH Malayalam Extra" w:hAnsi="BRH Malayalam Extra" w:cs="BRH Malayalam Extra"/>
+                <w:color w:val="000000"/>
+                <w:sz w:val="40"/>
+                <w:szCs w:val="40"/>
+                <w:lang w:val="it-IT"/>
+              </w:rPr>
+              <w:t>bxZ§ |</w:t>
             </w:r>
           </w:p>
         </w:tc>
@@ -1813,6 +2776,7 @@
           <w:sz w:val="32"/>
           <w:szCs w:val="32"/>
           <w:u w:val="single"/>
+          <w:lang w:val="it-IT"/>
         </w:rPr>
       </w:pPr>
     </w:p>
@@ -1825,6 +2789,7 @@
           <w:sz w:val="32"/>
           <w:szCs w:val="32"/>
           <w:u w:val="single"/>
+          <w:lang w:val="it-IT"/>
         </w:rPr>
       </w:pPr>
     </w:p>
@@ -2020,7 +2985,6 @@
                 <w:sz w:val="32"/>
                 <w:szCs w:val="32"/>
               </w:rPr>
-              <w:lastRenderedPageBreak/>
               <w:t>Reference</w:t>
             </w:r>
           </w:p>
@@ -2047,7 +3011,6 @@
                 <w:sz w:val="32"/>
                 <w:szCs w:val="32"/>
               </w:rPr>
-              <w:lastRenderedPageBreak/>
               <w:t>As Printed</w:t>
             </w:r>
           </w:p>
@@ -2786,6 +3749,7 @@
                 <w:sz w:val="28"/>
                 <w:szCs w:val="32"/>
               </w:rPr>
+              <w:lastRenderedPageBreak/>
               <w:t>T.S.6.1.1.</w:t>
             </w:r>
             <w:r>
@@ -3938,7 +4902,6 @@
                 <w:sz w:val="28"/>
                 <w:szCs w:val="32"/>
               </w:rPr>
-              <w:lastRenderedPageBreak/>
               <w:t>T.S.6.1.2.5 – Kramam</w:t>
             </w:r>
           </w:p>
@@ -5020,6 +5983,7 @@
                 <w:sz w:val="40"/>
                 <w:szCs w:val="40"/>
               </w:rPr>
+              <w:lastRenderedPageBreak/>
               <w:t>dyörÜz—Yzrû |</w:t>
             </w:r>
           </w:p>
@@ -5045,6 +6009,7 @@
                 <w:sz w:val="40"/>
                 <w:szCs w:val="40"/>
               </w:rPr>
+              <w:lastRenderedPageBreak/>
               <w:t>B</w:t>
             </w:r>
             <w:r>
@@ -5124,6 +6089,7 @@
                 <w:sz w:val="40"/>
                 <w:szCs w:val="40"/>
               </w:rPr>
+              <w:lastRenderedPageBreak/>
               <w:t>dyörÜz—Yzrû |</w:t>
             </w:r>
           </w:p>
@@ -5162,6 +6128,7 @@
                 <w:sz w:val="28"/>
                 <w:szCs w:val="32"/>
               </w:rPr>
+              <w:lastRenderedPageBreak/>
               <w:t>T.S.6.1.8.4 – Kramam</w:t>
             </w:r>
           </w:p>
@@ -6093,7 +7060,6 @@
                 <w:sz w:val="28"/>
                 <w:szCs w:val="32"/>
               </w:rPr>
-              <w:lastRenderedPageBreak/>
               <w:t>T.S.6.1.9.5 – Kramam</w:t>
             </w:r>
           </w:p>
@@ -7217,6 +8183,7 @@
           <w:b/>
           <w:bCs/>
         </w:rPr>
+        <w:lastRenderedPageBreak/>
         <w:t>(ignore those which are already incorporated in your book’s version and date)</w:t>
       </w:r>
     </w:p>
